--- a/eng/docx/27.content.docx
+++ b/eng/docx/27.content.docx
@@ -5499,19 +5499,7 @@
         <w:rPr>
           <w:lang w:val="en_US" w:bidi="en_US"/>
         </w:rPr>
-        <w:t xml:space="preserve"> (see </w:t>
-      </w:r>
-      <w:r>
-        <w:rPr>
-          <w:lang w:val="en_US" w:bidi="en_US"/>
-        </w:rPr>
-        <w:t>Daniel Book Introduction</w:t>
-      </w:r>
-      <w:r>
-        <w:rPr>
-          <w:lang w:val="en_US" w:bidi="en_US"/>
-        </w:rPr>
-        <w:t>, “Author and Date”).</w:t>
+        <w:t xml:space="preserve"> (see Daniel Book Introduction, “Author and Date”).</w:t>
       </w:r>
       <w:r>
         <w:rPr>
